--- a/Cours/5eme/SaintExupery_V2/Chapitre_1/Documents/Chapitre 1 - Nombres Relatifs (Complet).docx
+++ b/Cours/5eme/SaintExupery_V2/Chapitre_1/Documents/Chapitre 1 - Nombres Relatifs (Complet).docx
@@ -13,16 +13,16 @@
           <w:lang w:eastAsia="fr-FR"/>
         </w:rPr>
         <w:drawing>
-          <wp:anchor distT="0" distB="0" distL="114300" distR="114300" simplePos="0" relativeHeight="251659264" behindDoc="0" locked="0" layoutInCell="1" allowOverlap="1" wp14:anchorId="58722581" wp14:editId="1B3CDA78">
+          <wp:anchor distT="0" distB="0" distL="114300" distR="114300" simplePos="0" relativeHeight="251659264" behindDoc="0" locked="0" layoutInCell="1" allowOverlap="1" wp14:anchorId="58722581" wp14:editId="19E4D39B">
             <wp:simplePos x="0" y="0"/>
             <wp:positionH relativeFrom="margin">
-              <wp:align>right</wp:align>
+              <wp:posOffset>3800475</wp:posOffset>
             </wp:positionH>
             <wp:positionV relativeFrom="paragraph">
-              <wp:posOffset>3870</wp:posOffset>
+              <wp:posOffset>30480</wp:posOffset>
             </wp:positionV>
-            <wp:extent cx="2819400" cy="2705100"/>
-            <wp:effectExtent l="0" t="0" r="0" b="0"/>
+            <wp:extent cx="2499360" cy="2397760"/>
+            <wp:effectExtent l="0" t="0" r="0" b="2540"/>
             <wp:wrapSquare wrapText="bothSides"/>
             <wp:docPr id="13" name="Graphique 13"/>
             <wp:cNvGraphicFramePr>
@@ -53,7 +53,7 @@
                   <pic:spPr>
                     <a:xfrm>
                       <a:off x="0" y="0"/>
-                      <a:ext cx="2819400" cy="2705100"/>
+                      <a:ext cx="2499360" cy="2397760"/>
                     </a:xfrm>
                     <a:prstGeom prst="rect">
                       <a:avLst/>
@@ -207,6 +207,7 @@
       <w:pPr>
         <w:spacing w:after="0" w:line="240" w:lineRule="auto"/>
         <w:ind w:left="360"/>
+        <w:jc w:val="both"/>
         <w:rPr>
           <w:rFonts w:eastAsia="Times New Roman" w:cs="Times New Roman"/>
           <w:lang w:eastAsia="fr-FR"/>
@@ -261,238 +262,338 @@
         </w:drawing>
       </w:r>
     </w:p>
+    <w:tbl>
+      <w:tblPr>
+        <w:tblStyle w:val="Grilledutableau"/>
+        <w:tblW w:w="0" w:type="auto"/>
+        <w:tblInd w:w="360" w:type="dxa"/>
+        <w:tblBorders>
+          <w:top w:val="none" w:sz="0" w:space="0" w:color="auto"/>
+          <w:left w:val="none" w:sz="0" w:space="0" w:color="auto"/>
+          <w:bottom w:val="none" w:sz="0" w:space="0" w:color="auto"/>
+          <w:right w:val="none" w:sz="0" w:space="0" w:color="auto"/>
+          <w:insideH w:val="none" w:sz="0" w:space="0" w:color="auto"/>
+          <w:insideV w:val="none" w:sz="0" w:space="0" w:color="auto"/>
+        </w:tblBorders>
+        <w:tblLook w:val="04A0" w:firstRow="1" w:lastRow="0" w:firstColumn="1" w:lastColumn="0" w:noHBand="0" w:noVBand="1"/>
+      </w:tblPr>
+      <w:tblGrid>
+        <w:gridCol w:w="4780"/>
+        <w:gridCol w:w="4783"/>
+      </w:tblGrid>
+      <w:tr>
+        <w:tc>
+          <w:tcPr>
+            <w:tcW w:w="4956" w:type="dxa"/>
+          </w:tcPr>
+          <w:p>
+            <w:pPr>
+              <w:numPr>
+                <w:ilvl w:val="0"/>
+                <w:numId w:val="22"/>
+              </w:numPr>
+              <w:tabs>
+                <w:tab w:val="clear" w:pos="720"/>
+                <w:tab w:val="num" w:pos="517"/>
+              </w:tabs>
+              <w:ind w:left="375"/>
+              <w:rPr>
+                <w:rFonts w:eastAsia="Times New Roman" w:cs="Times New Roman"/>
+                <w:b/>
+                <w:bCs/>
+                <w:lang w:eastAsia="fr-FR"/>
+              </w:rPr>
+            </w:pPr>
+            <w:r>
+              <w:rPr>
+                <w:rFonts w:eastAsia="Times New Roman" w:cs="Times New Roman"/>
+                <w:b/>
+                <w:bCs/>
+                <w:lang w:eastAsia="fr-FR"/>
+              </w:rPr>
+              <w:t>a.</w:t>
+            </w:r>
+            <w:r>
+              <w:rPr>
+                <w:rFonts w:eastAsia="Times New Roman" w:cs="Times New Roman"/>
+                <w:b/>
+                <w:bCs/>
+                <w:lang w:eastAsia="fr-FR"/>
+              </w:rPr>
+              <w:t xml:space="preserve"> </w:t>
+            </w:r>
+            <w:r>
+              <w:rPr>
+                <w:rFonts w:eastAsia="Times New Roman" w:cs="Times New Roman"/>
+                <w:lang w:eastAsia="fr-FR"/>
+              </w:rPr>
+              <w:t>Quelle est la différence de températures prévue entre Paris et Marseille ? Entre Nice et Marseille ?</w:t>
+            </w:r>
+          </w:p>
+          <w:p>
+            <w:pPr>
+              <w:spacing w:after="100" w:afterAutospacing="1"/>
+              <w:ind w:left="360"/>
+              <w:rPr>
+                <w:rFonts w:eastAsia="Times New Roman" w:cs="Times New Roman"/>
+                <w:b/>
+                <w:bCs/>
+                <w:lang w:eastAsia="fr-FR"/>
+              </w:rPr>
+            </w:pPr>
+            <w:r>
+              <w:rPr>
+                <w:rFonts w:eastAsia="Times New Roman" w:cs="Times New Roman"/>
+                <w:b/>
+                <w:bCs/>
+                <w:lang w:eastAsia="fr-FR"/>
+              </w:rPr>
+              <w:t>b.</w:t>
+            </w:r>
+            <w:r>
+              <w:rPr>
+                <w:rFonts w:eastAsia="Times New Roman" w:cs="Times New Roman"/>
+                <w:lang w:eastAsia="fr-FR"/>
+              </w:rPr>
+              <w:t xml:space="preserve"> </w:t>
+            </w:r>
+            <w:r>
+              <w:rPr>
+                <w:rFonts w:eastAsia="Times New Roman" w:cs="Times New Roman"/>
+                <w:lang w:eastAsia="fr-FR"/>
+              </w:rPr>
+              <w:t>Comment cela se traduit-il sur la droite graduée les points P et N ?</w:t>
+            </w:r>
+          </w:p>
+          <w:p>
+            <w:pPr>
+              <w:numPr>
+                <w:ilvl w:val="0"/>
+                <w:numId w:val="22"/>
+              </w:numPr>
+              <w:tabs>
+                <w:tab w:val="clear" w:pos="720"/>
+                <w:tab w:val="num" w:pos="517"/>
+              </w:tabs>
+              <w:spacing w:before="100" w:beforeAutospacing="1" w:after="100" w:afterAutospacing="1"/>
+              <w:ind w:left="375"/>
+              <w:rPr>
+                <w:rFonts w:eastAsia="Times New Roman" w:cs="Times New Roman"/>
+                <w:lang w:eastAsia="fr-FR"/>
+              </w:rPr>
+            </w:pPr>
+            <w:r>
+              <w:rPr>
+                <w:rFonts w:eastAsia="Times New Roman" w:cs="Times New Roman"/>
+                <w:lang w:eastAsia="fr-FR"/>
+              </w:rPr>
+              <w:t xml:space="preserve">Où fera-t-il le plus chaud : </w:t>
+            </w:r>
+          </w:p>
+          <w:p>
+            <w:pPr>
+              <w:numPr>
+                <w:ilvl w:val="1"/>
+                <w:numId w:val="22"/>
+              </w:numPr>
+              <w:tabs>
+                <w:tab w:val="clear" w:pos="1440"/>
+                <w:tab w:val="num" w:pos="1225"/>
+              </w:tabs>
+              <w:spacing w:before="100" w:beforeAutospacing="1" w:after="100" w:afterAutospacing="1"/>
+              <w:ind w:left="658"/>
+              <w:rPr>
+                <w:rFonts w:eastAsia="Times New Roman" w:cs="Times New Roman"/>
+                <w:lang w:eastAsia="fr-FR"/>
+              </w:rPr>
+            </w:pPr>
+            <w:r>
+              <w:rPr>
+                <w:rFonts w:eastAsia="Times New Roman" w:cs="Times New Roman"/>
+                <w:lang w:eastAsia="fr-FR"/>
+              </w:rPr>
+              <w:t>À Strasbourg ou à Lille ?</w:t>
+            </w:r>
+          </w:p>
+          <w:p>
+            <w:pPr>
+              <w:numPr>
+                <w:ilvl w:val="1"/>
+                <w:numId w:val="22"/>
+              </w:numPr>
+              <w:tabs>
+                <w:tab w:val="clear" w:pos="1440"/>
+                <w:tab w:val="num" w:pos="1225"/>
+              </w:tabs>
+              <w:spacing w:before="100" w:beforeAutospacing="1" w:after="100" w:afterAutospacing="1"/>
+              <w:ind w:left="658"/>
+              <w:rPr>
+                <w:rFonts w:eastAsia="Times New Roman" w:cs="Times New Roman"/>
+                <w:lang w:eastAsia="fr-FR"/>
+              </w:rPr>
+            </w:pPr>
+            <w:r>
+              <w:rPr>
+                <w:rFonts w:eastAsia="Times New Roman" w:cs="Times New Roman"/>
+                <w:lang w:eastAsia="fr-FR"/>
+              </w:rPr>
+              <w:t>À Dijon ou à Brest ?</w:t>
+            </w:r>
+          </w:p>
+          <w:p>
+            <w:pPr>
+              <w:numPr>
+                <w:ilvl w:val="1"/>
+                <w:numId w:val="22"/>
+              </w:numPr>
+              <w:tabs>
+                <w:tab w:val="clear" w:pos="1440"/>
+                <w:tab w:val="num" w:pos="1225"/>
+              </w:tabs>
+              <w:spacing w:before="100" w:beforeAutospacing="1" w:after="100" w:afterAutospacing="1"/>
+              <w:ind w:left="658"/>
+              <w:rPr>
+                <w:rFonts w:eastAsia="Times New Roman" w:cs="Times New Roman"/>
+                <w:lang w:eastAsia="fr-FR"/>
+              </w:rPr>
+            </w:pPr>
+            <w:r>
+              <w:rPr>
+                <w:rFonts w:eastAsia="Times New Roman" w:cs="Times New Roman"/>
+                <w:lang w:eastAsia="fr-FR"/>
+              </w:rPr>
+              <w:t>À Dijon ou à Paris ?</w:t>
+            </w:r>
+          </w:p>
+        </w:tc>
+        <w:tc>
+          <w:tcPr>
+            <w:tcW w:w="4957" w:type="dxa"/>
+          </w:tcPr>
+          <w:p>
+            <w:pPr>
+              <w:pStyle w:val="Paragraphedeliste"/>
+              <w:numPr>
+                <w:ilvl w:val="0"/>
+                <w:numId w:val="22"/>
+              </w:numPr>
+              <w:tabs>
+                <w:tab w:val="clear" w:pos="720"/>
+                <w:tab w:val="num" w:pos="425"/>
+              </w:tabs>
+              <w:spacing w:before="100" w:beforeAutospacing="1" w:after="100" w:afterAutospacing="1"/>
+              <w:ind w:left="425"/>
+              <w:rPr>
+                <w:rFonts w:eastAsia="Times New Roman" w:cs="Times New Roman"/>
+                <w:lang w:eastAsia="fr-FR"/>
+              </w:rPr>
+            </w:pPr>
+            <w:r>
+              <w:rPr>
+                <w:rFonts w:eastAsia="Times New Roman" w:cs="Times New Roman"/>
+                <w:lang w:eastAsia="fr-FR"/>
+              </w:rPr>
+              <w:t xml:space="preserve">En utilisant ce qui vient d'être fait, indique le plus grand des deux nombres : </w:t>
+            </w:r>
+          </w:p>
+          <w:p>
+            <w:pPr>
+              <w:numPr>
+                <w:ilvl w:val="1"/>
+                <w:numId w:val="22"/>
+              </w:numPr>
+              <w:spacing w:before="100" w:beforeAutospacing="1" w:after="100" w:afterAutospacing="1"/>
+              <w:rPr>
+                <w:rFonts w:eastAsia="Times New Roman" w:cs="Times New Roman"/>
+                <w:lang w:eastAsia="fr-FR"/>
+              </w:rPr>
+            </w:pPr>
+            <w:r>
+              <w:rPr>
+                <w:rFonts w:eastAsia="Times New Roman" w:cs="Times New Roman"/>
+                <w:lang w:eastAsia="fr-FR"/>
+              </w:rPr>
+              <w:t>-12 et -7</w:t>
+            </w:r>
+          </w:p>
+          <w:p>
+            <w:pPr>
+              <w:numPr>
+                <w:ilvl w:val="1"/>
+                <w:numId w:val="22"/>
+              </w:numPr>
+              <w:spacing w:before="100" w:beforeAutospacing="1" w:after="100" w:afterAutospacing="1"/>
+              <w:rPr>
+                <w:rFonts w:eastAsia="Times New Roman" w:cs="Times New Roman"/>
+                <w:lang w:eastAsia="fr-FR"/>
+              </w:rPr>
+            </w:pPr>
+            <w:r>
+              <w:rPr>
+                <w:rFonts w:eastAsia="Times New Roman" w:cs="Times New Roman"/>
+                <w:lang w:eastAsia="fr-FR"/>
+              </w:rPr>
+              <w:t>-9 et 2</w:t>
+            </w:r>
+          </w:p>
+          <w:p>
+            <w:pPr>
+              <w:numPr>
+                <w:ilvl w:val="1"/>
+                <w:numId w:val="22"/>
+              </w:numPr>
+              <w:spacing w:before="100" w:beforeAutospacing="1" w:after="100" w:afterAutospacing="1"/>
+              <w:rPr>
+                <w:rFonts w:eastAsia="Times New Roman" w:cs="Times New Roman"/>
+                <w:lang w:eastAsia="fr-FR"/>
+              </w:rPr>
+            </w:pPr>
+            <w:r>
+              <w:rPr>
+                <w:rFonts w:eastAsia="Times New Roman" w:cs="Times New Roman"/>
+                <w:lang w:eastAsia="fr-FR"/>
+              </w:rPr>
+              <w:t>-9 et -4</w:t>
+            </w:r>
+          </w:p>
+          <w:p>
+            <w:pPr>
+              <w:numPr>
+                <w:ilvl w:val="0"/>
+                <w:numId w:val="22"/>
+              </w:numPr>
+              <w:tabs>
+                <w:tab w:val="clear" w:pos="720"/>
+                <w:tab w:val="num" w:pos="567"/>
+              </w:tabs>
+              <w:spacing w:before="100" w:beforeAutospacing="1" w:after="100" w:afterAutospacing="1"/>
+              <w:ind w:left="425"/>
+              <w:rPr>
+                <w:rFonts w:eastAsia="Times New Roman" w:cs="Times New Roman"/>
+                <w:lang w:eastAsia="fr-FR"/>
+              </w:rPr>
+            </w:pPr>
+            <w:r>
+              <w:rPr>
+                <w:rFonts w:eastAsia="Times New Roman" w:cs="Times New Roman"/>
+                <w:lang w:eastAsia="fr-FR"/>
+              </w:rPr>
+              <w:t>Ranger les températures de la plus froide à la plus chaude.</w:t>
+            </w:r>
+          </w:p>
+        </w:tc>
+      </w:tr>
+    </w:tbl>
     <w:p>
       <w:pPr>
-        <w:numPr>
-          <w:ilvl w:val="0"/>
-          <w:numId w:val="22"/>
-        </w:numPr>
-        <w:spacing w:before="100" w:beforeAutospacing="1" w:after="100" w:afterAutospacing="1" w:line="240" w:lineRule="auto"/>
+        <w:spacing w:after="0" w:line="240" w:lineRule="auto"/>
+        <w:ind w:left="360"/>
+        <w:jc w:val="both"/>
         <w:rPr>
           <w:rFonts w:eastAsia="Times New Roman" w:cs="Times New Roman"/>
           <w:lang w:eastAsia="fr-FR"/>
         </w:rPr>
       </w:pPr>
-    </w:p>
-    <w:p>
-      <w:pPr>
-        <w:numPr>
-          <w:ilvl w:val="1"/>
-          <w:numId w:val="22"/>
-        </w:numPr>
-        <w:spacing w:before="100" w:beforeAutospacing="1" w:after="100" w:afterAutospacing="1" w:line="240" w:lineRule="auto"/>
-        <w:rPr>
-          <w:rFonts w:eastAsia="Times New Roman" w:cs="Times New Roman"/>
-          <w:lang w:eastAsia="fr-FR"/>
-        </w:rPr>
-      </w:pPr>
-      <w:r>
-        <w:rPr>
-          <w:rFonts w:eastAsia="Times New Roman" w:cs="Times New Roman"/>
-          <w:lang w:eastAsia="fr-FR"/>
-        </w:rPr>
-        <w:t>Quelle est la différence de températures prévue entre Paris et Marseille ? Entre Nice et Marseille ?</w:t>
-      </w:r>
-    </w:p>
-    <w:p>
-      <w:pPr>
-        <w:numPr>
-          <w:ilvl w:val="1"/>
-          <w:numId w:val="22"/>
-        </w:numPr>
-        <w:spacing w:before="100" w:beforeAutospacing="1" w:after="100" w:afterAutospacing="1" w:line="240" w:lineRule="auto"/>
-        <w:rPr>
-          <w:rFonts w:eastAsia="Times New Roman" w:cs="Times New Roman"/>
-          <w:lang w:eastAsia="fr-FR"/>
-        </w:rPr>
-      </w:pPr>
-      <w:r>
-        <w:rPr>
-          <w:rFonts w:eastAsia="Times New Roman" w:cs="Times New Roman"/>
-          <w:lang w:eastAsia="fr-FR"/>
-        </w:rPr>
-        <w:t>Comment cela se traduit-il sur la droite graduée les points P et N ?</w:t>
-      </w:r>
-    </w:p>
-    <w:p>
-      <w:pPr>
-        <w:numPr>
-          <w:ilvl w:val="0"/>
-          <w:numId w:val="22"/>
-        </w:numPr>
-        <w:spacing w:before="100" w:beforeAutospacing="1" w:after="100" w:afterAutospacing="1" w:line="240" w:lineRule="auto"/>
-        <w:rPr>
-          <w:rFonts w:eastAsia="Times New Roman" w:cs="Times New Roman"/>
-          <w:lang w:eastAsia="fr-FR"/>
-        </w:rPr>
-      </w:pPr>
-      <w:r>
-        <w:rPr>
-          <w:rFonts w:eastAsia="Times New Roman" w:cs="Times New Roman"/>
-          <w:lang w:eastAsia="fr-FR"/>
-        </w:rPr>
-        <w:t xml:space="preserve">Où fera-t-il le plus chaud : </w:t>
-      </w:r>
-    </w:p>
-    <w:p>
-      <w:pPr>
-        <w:numPr>
-          <w:ilvl w:val="1"/>
-          <w:numId w:val="22"/>
-        </w:numPr>
-        <w:spacing w:before="100" w:beforeAutospacing="1" w:after="100" w:afterAutospacing="1" w:line="240" w:lineRule="auto"/>
-        <w:rPr>
-          <w:rFonts w:eastAsia="Times New Roman" w:cs="Times New Roman"/>
-          <w:lang w:eastAsia="fr-FR"/>
-        </w:rPr>
-      </w:pPr>
-      <w:r>
-        <w:rPr>
-          <w:rFonts w:eastAsia="Times New Roman" w:cs="Times New Roman"/>
-          <w:lang w:eastAsia="fr-FR"/>
-        </w:rPr>
-        <w:t>À Strasbourg ou à Lille ?</w:t>
-      </w:r>
-    </w:p>
-    <w:p>
-      <w:pPr>
-        <w:numPr>
-          <w:ilvl w:val="1"/>
-          <w:numId w:val="22"/>
-        </w:numPr>
-        <w:spacing w:before="100" w:beforeAutospacing="1" w:after="100" w:afterAutospacing="1" w:line="240" w:lineRule="auto"/>
-        <w:rPr>
-          <w:rFonts w:eastAsia="Times New Roman" w:cs="Times New Roman"/>
-          <w:lang w:eastAsia="fr-FR"/>
-        </w:rPr>
-      </w:pPr>
-      <w:r>
-        <w:rPr>
-          <w:rFonts w:eastAsia="Times New Roman" w:cs="Times New Roman"/>
-          <w:lang w:eastAsia="fr-FR"/>
-        </w:rPr>
-        <w:t>À Dijon ou à Brest ?</w:t>
-      </w:r>
-    </w:p>
-    <w:p>
-      <w:pPr>
-        <w:numPr>
-          <w:ilvl w:val="1"/>
-          <w:numId w:val="22"/>
-        </w:numPr>
-        <w:spacing w:before="100" w:beforeAutospacing="1" w:after="100" w:afterAutospacing="1" w:line="240" w:lineRule="auto"/>
-        <w:rPr>
-          <w:rFonts w:eastAsia="Times New Roman" w:cs="Times New Roman"/>
-          <w:lang w:eastAsia="fr-FR"/>
-        </w:rPr>
-      </w:pPr>
-      <w:r>
-        <w:rPr>
-          <w:rFonts w:eastAsia="Times New Roman" w:cs="Times New Roman"/>
-          <w:lang w:eastAsia="fr-FR"/>
-        </w:rPr>
-        <w:t>À Dijon ou à Paris ?</w:t>
-      </w:r>
-    </w:p>
-    <w:p>
-      <w:pPr>
-        <w:numPr>
-          <w:ilvl w:val="0"/>
-          <w:numId w:val="22"/>
-        </w:numPr>
-        <w:spacing w:before="100" w:beforeAutospacing="1" w:after="100" w:afterAutospacing="1" w:line="240" w:lineRule="auto"/>
-        <w:rPr>
-          <w:rFonts w:eastAsia="Times New Roman" w:cs="Times New Roman"/>
-          <w:lang w:eastAsia="fr-FR"/>
-        </w:rPr>
-      </w:pPr>
-      <w:r>
-        <w:rPr>
-          <w:rFonts w:eastAsia="Times New Roman" w:cs="Times New Roman"/>
-          <w:lang w:eastAsia="fr-FR"/>
-        </w:rPr>
-        <w:t xml:space="preserve">En utilisant ce qui vient d'être fait, indique le plus grand des deux nombres : </w:t>
-      </w:r>
-    </w:p>
-    <w:p>
-      <w:pPr>
-        <w:numPr>
-          <w:ilvl w:val="1"/>
-          <w:numId w:val="22"/>
-        </w:numPr>
-        <w:spacing w:before="100" w:beforeAutospacing="1" w:after="100" w:afterAutospacing="1" w:line="240" w:lineRule="auto"/>
-        <w:rPr>
-          <w:rFonts w:eastAsia="Times New Roman" w:cs="Times New Roman"/>
-          <w:lang w:eastAsia="fr-FR"/>
-        </w:rPr>
-      </w:pPr>
-      <w:r>
-        <w:rPr>
-          <w:rFonts w:eastAsia="Times New Roman" w:cs="Times New Roman"/>
-          <w:lang w:eastAsia="fr-FR"/>
-        </w:rPr>
-        <w:t>-12 et -7</w:t>
-      </w:r>
-    </w:p>
-    <w:p>
-      <w:pPr>
-        <w:numPr>
-          <w:ilvl w:val="1"/>
-          <w:numId w:val="22"/>
-        </w:numPr>
-        <w:spacing w:before="100" w:beforeAutospacing="1" w:after="100" w:afterAutospacing="1" w:line="240" w:lineRule="auto"/>
-        <w:rPr>
-          <w:rFonts w:eastAsia="Times New Roman" w:cs="Times New Roman"/>
-          <w:lang w:eastAsia="fr-FR"/>
-        </w:rPr>
-      </w:pPr>
-      <w:r>
-        <w:rPr>
-          <w:rFonts w:eastAsia="Times New Roman" w:cs="Times New Roman"/>
-          <w:lang w:eastAsia="fr-FR"/>
-        </w:rPr>
-        <w:t>-9 et 2</w:t>
-      </w:r>
-    </w:p>
-    <w:p>
-      <w:pPr>
-        <w:numPr>
-          <w:ilvl w:val="1"/>
-          <w:numId w:val="22"/>
-        </w:numPr>
-        <w:spacing w:before="100" w:beforeAutospacing="1" w:after="100" w:afterAutospacing="1" w:line="240" w:lineRule="auto"/>
-        <w:rPr>
-          <w:rFonts w:eastAsia="Times New Roman" w:cs="Times New Roman"/>
-          <w:lang w:eastAsia="fr-FR"/>
-        </w:rPr>
-      </w:pPr>
-      <w:r>
-        <w:rPr>
-          <w:rFonts w:eastAsia="Times New Roman" w:cs="Times New Roman"/>
-          <w:lang w:eastAsia="fr-FR"/>
-        </w:rPr>
-        <w:t>-9 et -4</w:t>
-      </w:r>
-    </w:p>
-    <w:p>
-      <w:pPr>
-        <w:numPr>
-          <w:ilvl w:val="0"/>
-          <w:numId w:val="22"/>
-        </w:numPr>
-        <w:spacing w:before="100" w:beforeAutospacing="1" w:after="100" w:afterAutospacing="1" w:line="240" w:lineRule="auto"/>
-        <w:rPr>
-          <w:rFonts w:eastAsia="Times New Roman" w:cs="Times New Roman"/>
-          <w:lang w:eastAsia="fr-FR"/>
-        </w:rPr>
-      </w:pPr>
-      <w:r>
-        <w:rPr>
-          <w:rFonts w:eastAsia="Times New Roman" w:cs="Times New Roman"/>
-          <w:lang w:eastAsia="fr-FR"/>
-        </w:rPr>
-        <w:t>Ranger les températures de la plus froide à la plus chaude.</w:t>
-      </w:r>
     </w:p>
     <w:p>
       <w:pPr>
@@ -820,10 +921,7 @@
           </w:p>
           <w:p>
             <w:r>
-              <w:t xml:space="preserve">2 ; 7 ; 3,5 ; +4 ; +6 ; +31,62 ; 2024 ; </w:t>
-            </w:r>
-            <w:r>
-              <w:t>etc..</w:t>
+              <w:t>2 ; 7 ; 3,5 ; +4 ; +6 ; +31,62 ; 2024 ; etc..</w:t>
             </w:r>
           </w:p>
         </w:tc>
@@ -1130,6 +1228,10 @@
     </w:tbl>
     <w:p>
       <w:pPr>
+        <w:rPr>
+          <w:sz w:val="2"/>
+          <w:szCs w:val="2"/>
+        </w:rPr>
         <w:sectPr>
           <w:headerReference w:type="default" r:id="rId12"/>
           <w:footerReference w:type="default" r:id="rId13"/>
@@ -1391,7 +1493,6 @@
           <w:sz w:val="28"/>
           <w:szCs w:val="28"/>
         </w:rPr>
-        <w:lastRenderedPageBreak/>
         <w:t>Remarque :</w:t>
       </w:r>
     </w:p>
@@ -1544,6 +1645,7 @@
         <w:pStyle w:val="Titre1"/>
       </w:pPr>
       <w:r>
+        <w:lastRenderedPageBreak/>
         <w:t>I</w:t>
       </w:r>
       <w:r>
@@ -1902,9 +2004,9 @@
         <mc:AlternateContent>
           <mc:Choice Requires="wps">
             <w:drawing>
-              <wp:inline distT="0" distB="0" distL="0" distR="0" wp14:anchorId="40EA6232" wp14:editId="17951A94">
-                <wp:extent cx="6300000" cy="719227"/>
-                <wp:effectExtent l="57150" t="57150" r="24765" b="24130"/>
+              <wp:inline distT="0" distB="0" distL="0" distR="0" wp14:anchorId="40EA6232" wp14:editId="3E585AC5">
+                <wp:extent cx="6300000" cy="494941"/>
+                <wp:effectExtent l="57150" t="57150" r="24765" b="19685"/>
                 <wp:docPr id="20" name="Zone de texte 2"/>
                 <wp:cNvGraphicFramePr>
                   <a:graphicFrameLocks xmlns:a="http://schemas.openxmlformats.org/drawingml/2006/main"/>
@@ -1918,7 +2020,7 @@
                       <wps:spPr bwMode="auto">
                         <a:xfrm>
                           <a:off x="0" y="0"/>
-                          <a:ext cx="6300000" cy="719227"/>
+                          <a:ext cx="6300000" cy="494941"/>
                         </a:xfrm>
                         <a:prstGeom prst="rect">
                           <a:avLst/>
@@ -1953,31 +2055,6 @@
                               <w:spacing w:after="0"/>
                               <w:rPr>
                                 <w:rFonts w:ascii="Cambria Math" w:hAnsi="Cambria Math"/>
-                                <w:b/>
-                                <w:bCs/>
-                                <w:sz w:val="24"/>
-                                <w:szCs w:val="24"/>
-                              </w:rPr>
-                            </w:pPr>
-                            <w:r>
-                              <w:rPr>
-                                <w:rFonts w:ascii="Cambria Math" w:hAnsi="Cambria Math"/>
-                                <w:b/>
-                                <w:bCs/>
-                                <w:sz w:val="24"/>
-                                <w:szCs w:val="24"/>
-                              </w:rPr>
-                              <w:t>Propriété :</w:t>
-                            </w:r>
-                          </w:p>
-                          <w:p>
-                            <w:pPr>
-                              <w:tabs>
-                                <w:tab w:val="left" w:pos="8760"/>
-                              </w:tabs>
-                              <w:spacing w:after="0"/>
-                              <w:rPr>
-                                <w:rFonts w:ascii="Cambria Math" w:hAnsi="Cambria Math"/>
                                 <w:color w:val="000000" w:themeColor="text1"/>
                                 <w:sz w:val="24"/>
                                 <w:szCs w:val="24"/>
@@ -2022,36 +2099,11 @@
           </mc:Choice>
           <mc:Fallback>
             <w:pict>
-              <v:shape w14:anchorId="40EA6232" id="_x0000_s1030" type="#_x0000_t202" style="width:496.05pt;height:56.65pt;visibility:visible;mso-wrap-style:square;mso-left-percent:-10001;mso-top-percent:-10001;mso-position-horizontal:absolute;mso-position-horizontal-relative:char;mso-position-vertical:absolute;mso-position-vertical-relative:line;mso-left-percent:-10001;mso-top-percent:-10001;v-text-anchor:top" o:gfxdata="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" strokeweight="1pt">
+              <v:shape w14:anchorId="40EA6232" id="_x0000_s1030" type="#_x0000_t202" style="width:496.05pt;height:38.95pt;visibility:visible;mso-wrap-style:square;mso-left-percent:-10001;mso-top-percent:-10001;mso-position-horizontal:absolute;mso-position-horizontal-relative:char;mso-position-vertical:absolute;mso-position-vertical-relative:line;mso-left-percent:-10001;mso-top-percent:-10001;v-text-anchor:top" o:gfxdata="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" strokeweight="1pt">
                 <v:stroke linestyle="thinThin"/>
                 <v:shadow on="t" color="#d8d8d8 [2732]" origin=".5,.5" offset="-1.24725mm,-1.24725mm"/>
                 <v:textbox>
                   <w:txbxContent>
-                    <w:p>
-                      <w:pPr>
-                        <w:tabs>
-                          <w:tab w:val="left" w:pos="8760"/>
-                        </w:tabs>
-                        <w:spacing w:after="0"/>
-                        <w:rPr>
-                          <w:rFonts w:ascii="Cambria Math" w:hAnsi="Cambria Math"/>
-                          <w:b/>
-                          <w:bCs/>
-                          <w:sz w:val="24"/>
-                          <w:szCs w:val="24"/>
-                        </w:rPr>
-                      </w:pPr>
-                      <w:r>
-                        <w:rPr>
-                          <w:rFonts w:ascii="Cambria Math" w:hAnsi="Cambria Math"/>
-                          <w:b/>
-                          <w:bCs/>
-                          <w:sz w:val="24"/>
-                          <w:szCs w:val="24"/>
-                        </w:rPr>
-                        <w:t>Propriété :</w:t>
-                      </w:r>
-                    </w:p>
                     <w:p>
                       <w:pPr>
                         <w:tabs>
@@ -3244,6 +3296,7 @@
             <w:r>
               <w:rPr>
                 <w:rStyle w:val="Accentuationlgre"/>
+                <w:noProof/>
               </w:rPr>
               <w:drawing>
                 <wp:inline distT="0" distB="0" distL="0" distR="0" wp14:anchorId="111D55A1" wp14:editId="4A0FB055">
@@ -3308,6 +3361,7 @@
             <w:r>
               <w:rPr>
                 <w:rStyle w:val="Accentuationlgre"/>
+                <w:noProof/>
               </w:rPr>
               <w:drawing>
                 <wp:inline distT="0" distB="0" distL="0" distR="0" wp14:anchorId="31257C49" wp14:editId="495E0502">
@@ -3799,7 +3853,6 @@
         <w:pStyle w:val="Titre2"/>
       </w:pPr>
       <w:r>
-        <w:lastRenderedPageBreak/>
         <w:t>Comparaison de nombres relatifs :</w:t>
       </w:r>
     </w:p>
@@ -4431,6 +4484,7 @@
           <w:rFonts w:eastAsia="Times New Roman" w:cs="Times New Roman"/>
           <w:lang w:eastAsia="fr-FR"/>
         </w:rPr>
+        <w:lastRenderedPageBreak/>
         <w:t>-12 &lt; +3</w:t>
       </w:r>
       <w:r>
@@ -4636,19 +4690,28 @@
       </w:pPr>
       <w:r>
         <w:rPr>
+          <w:rFonts w:eastAsia="Times New Roman"/>
+          <w:lang w:eastAsia="fr-FR"/>
+        </w:rPr>
+        <w:t>Repérage dans le plan :</w:t>
+      </w:r>
+    </w:p>
+    <w:p>
+      <w:r>
+        <w:rPr>
           <w:noProof/>
         </w:rPr>
         <w:drawing>
-          <wp:anchor distT="0" distB="0" distL="114300" distR="114300" simplePos="0" relativeHeight="251664384" behindDoc="0" locked="0" layoutInCell="1" allowOverlap="1" wp14:anchorId="7CBFF842" wp14:editId="0E41CA20">
+          <wp:anchor distT="0" distB="0" distL="114300" distR="114300" simplePos="0" relativeHeight="251664384" behindDoc="0" locked="0" layoutInCell="1" allowOverlap="1" wp14:anchorId="7CBFF842" wp14:editId="1A632840">
             <wp:simplePos x="0" y="0"/>
             <wp:positionH relativeFrom="margin">
-              <wp:posOffset>0</wp:posOffset>
+              <wp:posOffset>73025</wp:posOffset>
             </wp:positionH>
             <wp:positionV relativeFrom="paragraph">
-              <wp:posOffset>1082898</wp:posOffset>
+              <wp:posOffset>792480</wp:posOffset>
             </wp:positionV>
-            <wp:extent cx="3599815" cy="3599815"/>
-            <wp:effectExtent l="0" t="0" r="0" b="0"/>
+            <wp:extent cx="2769870" cy="2760345"/>
+            <wp:effectExtent l="0" t="0" r="0" b="1905"/>
             <wp:wrapSquare wrapText="bothSides"/>
             <wp:docPr id="8" name="Graphique 8"/>
             <wp:cNvGraphicFramePr>
@@ -4661,7 +4724,7 @@
                     <pic:cNvPr id="1" name=""/>
                     <pic:cNvPicPr/>
                   </pic:nvPicPr>
-                  <pic:blipFill>
+                  <pic:blipFill rotWithShape="1">
                     <a:blip r:embed="rId28">
                       <a:extLst>
                         <a:ext uri="{28A0092B-C50C-407E-A947-70E740481C1C}">
@@ -4672,18 +4735,25 @@
                         </a:ext>
                       </a:extLst>
                     </a:blip>
-                    <a:stretch>
-                      <a:fillRect/>
-                    </a:stretch>
+                    <a:srcRect l="14857" b="15169"/>
+                    <a:stretch/>
                   </pic:blipFill>
-                  <pic:spPr>
+                  <pic:spPr bwMode="auto">
                     <a:xfrm>
                       <a:off x="0" y="0"/>
-                      <a:ext cx="3599815" cy="3599815"/>
+                      <a:ext cx="2769870" cy="2760345"/>
                     </a:xfrm>
                     <a:prstGeom prst="rect">
                       <a:avLst/>
                     </a:prstGeom>
+                    <a:ln>
+                      <a:noFill/>
+                    </a:ln>
+                    <a:extLst>
+                      <a:ext uri="{53640926-AAD7-44D8-BBD7-CCE9431645EC}">
+                        <a14:shadowObscured xmlns:a14="http://schemas.microsoft.com/office/drawing/2010/main"/>
+                      </a:ext>
+                    </a:extLst>
                   </pic:spPr>
                 </pic:pic>
               </a:graphicData>
@@ -4697,15 +4767,6 @@
           </wp:anchor>
         </w:drawing>
       </w:r>
-      <w:r>
-        <w:rPr>
-          <w:rFonts w:eastAsia="Times New Roman"/>
-          <w:lang w:eastAsia="fr-FR"/>
-        </w:rPr>
-        <w:t>Repérage dans le plan :</w:t>
-      </w:r>
-    </w:p>
-    <w:p>
       <w:r>
         <w:rPr>
           <w:noProof/>
@@ -4986,9 +5047,6 @@
     <w:p/>
     <w:p/>
     <w:p/>
-    <w:p/>
-    <w:p/>
-    <w:p/>
     <w:p>
       <w:pPr>
         <w:spacing w:after="0"/>
@@ -5003,9 +5061,9 @@
         <mc:AlternateContent>
           <mc:Choice Requires="wps">
             <w:drawing>
-              <wp:inline distT="0" distB="0" distL="0" distR="0" wp14:anchorId="0CFFE32F" wp14:editId="4FBB315A">
-                <wp:extent cx="6249866" cy="1162050"/>
-                <wp:effectExtent l="57150" t="57150" r="17780" b="19050"/>
+              <wp:inline distT="0" distB="0" distL="0" distR="0" wp14:anchorId="0CFFE32F" wp14:editId="76407FB9">
+                <wp:extent cx="6249866" cy="969394"/>
+                <wp:effectExtent l="57150" t="57150" r="17780" b="21590"/>
                 <wp:docPr id="15" name="Zone de texte 15"/>
                 <wp:cNvGraphicFramePr>
                   <a:graphicFrameLocks xmlns:a="http://schemas.openxmlformats.org/drawingml/2006/main"/>
@@ -5019,7 +5077,7 @@
                       <wps:spPr bwMode="auto">
                         <a:xfrm>
                           <a:off x="0" y="0"/>
-                          <a:ext cx="6249866" cy="1162050"/>
+                          <a:ext cx="6249866" cy="969394"/>
                         </a:xfrm>
                         <a:prstGeom prst="rect">
                           <a:avLst/>
@@ -5051,6 +5109,7 @@
                               <w:tabs>
                                 <w:tab w:val="left" w:pos="8760"/>
                               </w:tabs>
+                              <w:spacing w:after="0"/>
                               <w:rPr>
                                 <w:rFonts w:ascii="Cambria Math" w:hAnsi="Cambria Math"/>
                               </w:rPr>
@@ -5178,7 +5237,7 @@
           </mc:Choice>
           <mc:Fallback>
             <w:pict>
-              <v:shape w14:anchorId="0CFFE32F" id="Zone de texte 15" o:spid="_x0000_s1035" type="#_x0000_t202" style="width:492.1pt;height:91.5pt;visibility:visible;mso-wrap-style:square;mso-left-percent:-10001;mso-top-percent:-10001;mso-position-horizontal:absolute;mso-position-horizontal-relative:char;mso-position-vertical:absolute;mso-position-vertical-relative:line;mso-left-percent:-10001;mso-top-percent:-10001;v-text-anchor:top" o:gfxdata="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" strokeweight="1pt">
+              <v:shape w14:anchorId="0CFFE32F" id="Zone de texte 15" o:spid="_x0000_s1035" type="#_x0000_t202" style="width:492.1pt;height:76.35pt;visibility:visible;mso-wrap-style:square;mso-left-percent:-10001;mso-top-percent:-10001;mso-position-horizontal:absolute;mso-position-horizontal-relative:char;mso-position-vertical:absolute;mso-position-vertical-relative:line;mso-left-percent:-10001;mso-top-percent:-10001;v-text-anchor:top" o:gfxdata="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" strokeweight="1pt">
                 <v:stroke linestyle="thinThin"/>
                 <v:shadow on="t" color="#d8d8d8 [2732]" origin=".5,.5" offset="-1.24725mm,-1.24725mm"/>
                 <v:textbox>
@@ -5188,6 +5247,7 @@
                         <w:tabs>
                           <w:tab w:val="left" w:pos="8760"/>
                         </w:tabs>
+                        <w:spacing w:after="0"/>
                         <w:rPr>
                           <w:rFonts w:ascii="Cambria Math" w:hAnsi="Cambria Math"/>
                         </w:rPr>
@@ -5317,7 +5377,69 @@
         <w:spacing w:after="0"/>
       </w:pPr>
       <w:r>
-        <w:lastRenderedPageBreak/>
+        <w:rPr>
+          <w:noProof/>
+        </w:rPr>
+        <w:drawing>
+          <wp:anchor distT="0" distB="0" distL="114300" distR="114300" simplePos="0" relativeHeight="251666432" behindDoc="0" locked="0" layoutInCell="1" allowOverlap="1" wp14:anchorId="2D30E400" wp14:editId="263F48B1">
+            <wp:simplePos x="0" y="0"/>
+            <wp:positionH relativeFrom="column">
+              <wp:posOffset>3627204</wp:posOffset>
+            </wp:positionH>
+            <wp:positionV relativeFrom="paragraph">
+              <wp:posOffset>5691</wp:posOffset>
+            </wp:positionV>
+            <wp:extent cx="2087880" cy="752475"/>
+            <wp:effectExtent l="0" t="0" r="7620" b="0"/>
+            <wp:wrapSquare wrapText="bothSides"/>
+            <wp:docPr id="16" name="Graphique 16"/>
+            <wp:cNvGraphicFramePr>
+              <a:graphicFrameLocks xmlns:a="http://schemas.openxmlformats.org/drawingml/2006/main" noChangeAspect="1"/>
+            </wp:cNvGraphicFramePr>
+            <a:graphic xmlns:a="http://schemas.openxmlformats.org/drawingml/2006/main">
+              <a:graphicData uri="http://schemas.openxmlformats.org/drawingml/2006/picture">
+                <pic:pic xmlns:pic="http://schemas.openxmlformats.org/drawingml/2006/picture">
+                  <pic:nvPicPr>
+                    <pic:cNvPr id="1" name=""/>
+                    <pic:cNvPicPr/>
+                  </pic:nvPicPr>
+                  <pic:blipFill>
+                    <a:blip r:embed="rId30">
+                      <a:extLst>
+                        <a:ext uri="{28A0092B-C50C-407E-A947-70E740481C1C}">
+                          <a14:useLocalDpi xmlns:a14="http://schemas.microsoft.com/office/drawing/2010/main" val="0"/>
+                        </a:ext>
+                        <a:ext uri="{96DAC541-7B7A-43D3-8B79-37D633B846F1}">
+                          <asvg:svgBlip xmlns:asvg="http://schemas.microsoft.com/office/drawing/2016/SVG/main" r:embed="rId31"/>
+                        </a:ext>
+                      </a:extLst>
+                    </a:blip>
+                    <a:stretch>
+                      <a:fillRect/>
+                    </a:stretch>
+                  </pic:blipFill>
+                  <pic:spPr>
+                    <a:xfrm>
+                      <a:off x="0" y="0"/>
+                      <a:ext cx="2087880" cy="752475"/>
+                    </a:xfrm>
+                    <a:prstGeom prst="rect">
+                      <a:avLst/>
+                    </a:prstGeom>
+                  </pic:spPr>
+                </pic:pic>
+              </a:graphicData>
+            </a:graphic>
+            <wp14:sizeRelH relativeFrom="page">
+              <wp14:pctWidth>0</wp14:pctWidth>
+            </wp14:sizeRelH>
+            <wp14:sizeRelV relativeFrom="page">
+              <wp14:pctHeight>0</wp14:pctHeight>
+            </wp14:sizeRelV>
+          </wp:anchor>
+        </w:drawing>
+      </w:r>
+      <w:r>
         <w:t>Exemples :</w:t>
       </w:r>
       <w:r>
@@ -5336,7 +5458,7 @@
           <w:noProof/>
         </w:rPr>
         <w:drawing>
-          <wp:anchor distT="0" distB="0" distL="114300" distR="114300" simplePos="0" relativeHeight="251665408" behindDoc="0" locked="0" layoutInCell="1" allowOverlap="1" wp14:anchorId="5B613B23" wp14:editId="2202F040">
+          <wp:anchor distT="0" distB="0" distL="114300" distR="114300" simplePos="0" relativeHeight="251665408" behindDoc="0" locked="0" layoutInCell="1" allowOverlap="1" wp14:anchorId="5B613B23" wp14:editId="37457814">
             <wp:simplePos x="0" y="0"/>
             <wp:positionH relativeFrom="column">
               <wp:posOffset>3175</wp:posOffset>
@@ -5359,13 +5481,13 @@
                     <pic:cNvPicPr/>
                   </pic:nvPicPr>
                   <pic:blipFill>
-                    <a:blip r:embed="rId30">
+                    <a:blip r:embed="rId32">
                       <a:extLst>
                         <a:ext uri="{28A0092B-C50C-407E-A947-70E740481C1C}">
                           <a14:useLocalDpi xmlns:a14="http://schemas.microsoft.com/office/drawing/2010/main" val="0"/>
                         </a:ext>
                         <a:ext uri="{96DAC541-7B7A-43D3-8B79-37D633B846F1}">
-                          <asvg:svgBlip xmlns:asvg="http://schemas.microsoft.com/office/drawing/2016/SVG/main" r:embed="rId31"/>
+                          <asvg:svgBlip xmlns:asvg="http://schemas.microsoft.com/office/drawing/2016/SVG/main" r:embed="rId33"/>
                         </a:ext>
                       </a:extLst>
                     </a:blip>
@@ -5400,52 +5522,18 @@
           </wp:anchor>
         </w:drawing>
       </w:r>
-      <w:r>
-        <w:rPr>
-          <w:noProof/>
-        </w:rPr>
-        <w:drawing>
-          <wp:inline distT="0" distB="0" distL="0" distR="0" wp14:anchorId="2D30E400" wp14:editId="47A7A526">
-            <wp:extent cx="2088118" cy="752475"/>
-            <wp:effectExtent l="0" t="0" r="7620" b="0"/>
-            <wp:docPr id="16" name="Graphique 16"/>
-            <wp:cNvGraphicFramePr>
-              <a:graphicFrameLocks xmlns:a="http://schemas.openxmlformats.org/drawingml/2006/main" noChangeAspect="1"/>
-            </wp:cNvGraphicFramePr>
-            <a:graphic xmlns:a="http://schemas.openxmlformats.org/drawingml/2006/main">
-              <a:graphicData uri="http://schemas.openxmlformats.org/drawingml/2006/picture">
-                <pic:pic xmlns:pic="http://schemas.openxmlformats.org/drawingml/2006/picture">
-                  <pic:nvPicPr>
-                    <pic:cNvPr id="1" name=""/>
-                    <pic:cNvPicPr/>
-                  </pic:nvPicPr>
-                  <pic:blipFill>
-                    <a:blip r:embed="rId32">
-                      <a:extLst>
-                        <a:ext uri="{96DAC541-7B7A-43D3-8B79-37D633B846F1}">
-                          <asvg:svgBlip xmlns:asvg="http://schemas.microsoft.com/office/drawing/2016/SVG/main" r:embed="rId33"/>
-                        </a:ext>
-                      </a:extLst>
-                    </a:blip>
-                    <a:stretch>
-                      <a:fillRect/>
-                    </a:stretch>
-                  </pic:blipFill>
-                  <pic:spPr>
-                    <a:xfrm>
-                      <a:off x="0" y="0"/>
-                      <a:ext cx="2091466" cy="753682"/>
-                    </a:xfrm>
-                    <a:prstGeom prst="rect">
-                      <a:avLst/>
-                    </a:prstGeom>
-                  </pic:spPr>
-                </pic:pic>
-              </a:graphicData>
-            </a:graphic>
-          </wp:inline>
-        </w:drawing>
-      </w:r>
+    </w:p>
+    <w:p>
+      <w:pPr>
+        <w:spacing w:before="100" w:beforeAutospacing="1" w:after="0" w:line="240" w:lineRule="auto"/>
+        <w:ind w:left="709"/>
+        <w:rPr>
+          <w:rFonts w:eastAsia="Times New Roman" w:cs="Times New Roman"/>
+          <w:sz w:val="24"/>
+          <w:szCs w:val="24"/>
+          <w:lang w:eastAsia="fr-FR"/>
+        </w:rPr>
+      </w:pPr>
     </w:p>
     <w:p>
       <w:pPr>
@@ -5461,6 +5549,7 @@
           <w:lang w:eastAsia="fr-FR"/>
         </w:rPr>
       </w:pPr>
+      <w:proofErr w:type="gramStart"/>
       <w:r>
         <w:rPr>
           <w:rFonts w:eastAsia="Times New Roman" w:cs="Times New Roman"/>
@@ -5468,7 +5557,17 @@
           <w:szCs w:val="24"/>
           <w:lang w:eastAsia="fr-FR"/>
         </w:rPr>
-        <w:t>F(-2 ; 2)</w:t>
+        <w:t>F(</w:t>
+      </w:r>
+      <w:proofErr w:type="gramEnd"/>
+      <w:r>
+        <w:rPr>
+          <w:rFonts w:eastAsia="Times New Roman" w:cs="Times New Roman"/>
+          <w:sz w:val="24"/>
+          <w:szCs w:val="24"/>
+          <w:lang w:eastAsia="fr-FR"/>
+        </w:rPr>
+        <w:t>-2 ; 2)</w:t>
       </w:r>
     </w:p>
     <w:p>
@@ -5545,9 +5644,6 @@
         <w:t>O(0 ; 0)</w:t>
       </w:r>
     </w:p>
-    <w:p/>
-    <w:p/>
-    <w:p/>
     <w:p>
       <w:pPr>
         <w:spacing w:before="100" w:beforeAutospacing="1" w:after="100" w:afterAutospacing="1" w:line="240" w:lineRule="auto"/>
@@ -5608,15 +5704,6 @@
         <w:t>Tous les points de l'axe des ordonnées ont une abscisse égale à 0.</w:t>
       </w:r>
     </w:p>
-    <w:p/>
-    <w:p>
-      <w:pPr>
-        <w:rPr>
-          <w:lang w:eastAsia="fr-FR"/>
-        </w:rPr>
-      </w:pPr>
-    </w:p>
-    <w:p/>
     <w:sectPr>
       <w:headerReference w:type="first" r:id="rId34"/>
       <w:type w:val="continuous"/>
@@ -6661,6 +6748,127 @@
     </w:lvl>
   </w:abstractNum>
   <w:abstractNum w:abstractNumId="4" w15:restartNumberingAfterBreak="0">
+    <w:nsid w:val="18C85784"/>
+    <w:multiLevelType w:val="multilevel"/>
+    <w:tmpl w:val="8DE4CDA2"/>
+    <w:lvl w:ilvl="0">
+      <w:start w:val="1"/>
+      <w:numFmt w:val="decimal"/>
+      <w:lvlText w:val="%1."/>
+      <w:lvlJc w:val="left"/>
+      <w:pPr>
+        <w:tabs>
+          <w:tab w:val="num" w:pos="720"/>
+        </w:tabs>
+        <w:ind w:left="720" w:hanging="360"/>
+      </w:pPr>
+      <w:rPr>
+        <w:b/>
+        <w:bCs/>
+      </w:rPr>
+    </w:lvl>
+    <w:lvl w:ilvl="1">
+      <w:start w:val="1"/>
+      <w:numFmt w:val="lowerLetter"/>
+      <w:lvlText w:val="%2."/>
+      <w:lvlJc w:val="left"/>
+      <w:pPr>
+        <w:tabs>
+          <w:tab w:val="num" w:pos="1440"/>
+        </w:tabs>
+        <w:ind w:left="1440" w:hanging="360"/>
+      </w:pPr>
+      <w:rPr>
+        <w:b/>
+        <w:bCs/>
+      </w:rPr>
+    </w:lvl>
+    <w:lvl w:ilvl="2" w:tentative="1">
+      <w:start w:val="1"/>
+      <w:numFmt w:val="decimal"/>
+      <w:lvlText w:val="%3."/>
+      <w:lvlJc w:val="left"/>
+      <w:pPr>
+        <w:tabs>
+          <w:tab w:val="num" w:pos="2160"/>
+        </w:tabs>
+        <w:ind w:left="2160" w:hanging="360"/>
+      </w:pPr>
+    </w:lvl>
+    <w:lvl w:ilvl="3" w:tentative="1">
+      <w:start w:val="1"/>
+      <w:numFmt w:val="decimal"/>
+      <w:lvlText w:val="%4."/>
+      <w:lvlJc w:val="left"/>
+      <w:pPr>
+        <w:tabs>
+          <w:tab w:val="num" w:pos="2880"/>
+        </w:tabs>
+        <w:ind w:left="2880" w:hanging="360"/>
+      </w:pPr>
+    </w:lvl>
+    <w:lvl w:ilvl="4" w:tentative="1">
+      <w:start w:val="1"/>
+      <w:numFmt w:val="decimal"/>
+      <w:lvlText w:val="%5."/>
+      <w:lvlJc w:val="left"/>
+      <w:pPr>
+        <w:tabs>
+          <w:tab w:val="num" w:pos="3600"/>
+        </w:tabs>
+        <w:ind w:left="3600" w:hanging="360"/>
+      </w:pPr>
+    </w:lvl>
+    <w:lvl w:ilvl="5" w:tentative="1">
+      <w:start w:val="1"/>
+      <w:numFmt w:val="decimal"/>
+      <w:lvlText w:val="%6."/>
+      <w:lvlJc w:val="left"/>
+      <w:pPr>
+        <w:tabs>
+          <w:tab w:val="num" w:pos="4320"/>
+        </w:tabs>
+        <w:ind w:left="4320" w:hanging="360"/>
+      </w:pPr>
+    </w:lvl>
+    <w:lvl w:ilvl="6" w:tentative="1">
+      <w:start w:val="1"/>
+      <w:numFmt w:val="decimal"/>
+      <w:lvlText w:val="%7."/>
+      <w:lvlJc w:val="left"/>
+      <w:pPr>
+        <w:tabs>
+          <w:tab w:val="num" w:pos="5040"/>
+        </w:tabs>
+        <w:ind w:left="5040" w:hanging="360"/>
+      </w:pPr>
+    </w:lvl>
+    <w:lvl w:ilvl="7" w:tentative="1">
+      <w:start w:val="1"/>
+      <w:numFmt w:val="decimal"/>
+      <w:lvlText w:val="%8."/>
+      <w:lvlJc w:val="left"/>
+      <w:pPr>
+        <w:tabs>
+          <w:tab w:val="num" w:pos="5760"/>
+        </w:tabs>
+        <w:ind w:left="5760" w:hanging="360"/>
+      </w:pPr>
+    </w:lvl>
+    <w:lvl w:ilvl="8" w:tentative="1">
+      <w:start w:val="1"/>
+      <w:numFmt w:val="decimal"/>
+      <w:lvlText w:val="%9."/>
+      <w:lvlJc w:val="left"/>
+      <w:pPr>
+        <w:tabs>
+          <w:tab w:val="num" w:pos="6480"/>
+        </w:tabs>
+        <w:ind w:left="6480" w:hanging="360"/>
+      </w:pPr>
+    </w:lvl>
+  </w:abstractNum>
+  <w:abstractNum w:abstractNumId="5" w15:restartNumberingAfterBreak="0">
     <w:nsid w:val="1C1E630B"/>
     <w:multiLevelType w:val="multilevel"/>
     <w:tmpl w:val="BD120804"/>
@@ -6809,7 +7017,7 @@
       </w:rPr>
     </w:lvl>
   </w:abstractNum>
-  <w:abstractNum w:abstractNumId="5" w15:restartNumberingAfterBreak="0">
+  <w:abstractNum w:abstractNumId="6" w15:restartNumberingAfterBreak="0">
     <w:nsid w:val="1C470043"/>
     <w:multiLevelType w:val="multilevel"/>
     <w:tmpl w:val="84DEC8CC"/>
@@ -6958,7 +7166,7 @@
       </w:rPr>
     </w:lvl>
   </w:abstractNum>
-  <w:abstractNum w:abstractNumId="6" w15:restartNumberingAfterBreak="0">
+  <w:abstractNum w:abstractNumId="7" w15:restartNumberingAfterBreak="0">
     <w:nsid w:val="25003BF8"/>
     <w:multiLevelType w:val="multilevel"/>
     <w:tmpl w:val="BAC4A1E2"/>
@@ -7107,7 +7315,7 @@
       </w:rPr>
     </w:lvl>
   </w:abstractNum>
-  <w:abstractNum w:abstractNumId="7" w15:restartNumberingAfterBreak="0">
+  <w:abstractNum w:abstractNumId="8" w15:restartNumberingAfterBreak="0">
     <w:nsid w:val="257D6FC4"/>
     <w:multiLevelType w:val="multilevel"/>
     <w:tmpl w:val="24D8DCD4"/>
@@ -7256,7 +7464,7 @@
       </w:rPr>
     </w:lvl>
   </w:abstractNum>
-  <w:abstractNum w:abstractNumId="8" w15:restartNumberingAfterBreak="0">
+  <w:abstractNum w:abstractNumId="9" w15:restartNumberingAfterBreak="0">
     <w:nsid w:val="27617B82"/>
     <w:multiLevelType w:val="hybridMultilevel"/>
     <w:tmpl w:val="D4DA2D3A"/>
@@ -7371,7 +7579,7 @@
       </w:rPr>
     </w:lvl>
   </w:abstractNum>
-  <w:abstractNum w:abstractNumId="9" w15:restartNumberingAfterBreak="0">
+  <w:abstractNum w:abstractNumId="10" w15:restartNumberingAfterBreak="0">
     <w:nsid w:val="27C600C4"/>
     <w:multiLevelType w:val="hybridMultilevel"/>
     <w:tmpl w:val="5B7E5C78"/>
@@ -7484,7 +7692,7 @@
       </w:rPr>
     </w:lvl>
   </w:abstractNum>
-  <w:abstractNum w:abstractNumId="10" w15:restartNumberingAfterBreak="0">
+  <w:abstractNum w:abstractNumId="11" w15:restartNumberingAfterBreak="0">
     <w:nsid w:val="3566419A"/>
     <w:multiLevelType w:val="hybridMultilevel"/>
     <w:tmpl w:val="FA760E2C"/>
@@ -7598,7 +7806,7 @@
       </w:rPr>
     </w:lvl>
   </w:abstractNum>
-  <w:abstractNum w:abstractNumId="11" w15:restartNumberingAfterBreak="0">
+  <w:abstractNum w:abstractNumId="12" w15:restartNumberingAfterBreak="0">
     <w:nsid w:val="3A2E3A2E"/>
     <w:multiLevelType w:val="multilevel"/>
     <w:tmpl w:val="7BC4AE1C"/>
@@ -7747,7 +7955,7 @@
       </w:rPr>
     </w:lvl>
   </w:abstractNum>
-  <w:abstractNum w:abstractNumId="12" w15:restartNumberingAfterBreak="0">
+  <w:abstractNum w:abstractNumId="13" w15:restartNumberingAfterBreak="0">
     <w:nsid w:val="3DC26E52"/>
     <w:multiLevelType w:val="hybridMultilevel"/>
     <w:tmpl w:val="CE74B002"/>
@@ -7860,7 +8068,7 @@
       </w:rPr>
     </w:lvl>
   </w:abstractNum>
-  <w:abstractNum w:abstractNumId="13" w15:restartNumberingAfterBreak="0">
+  <w:abstractNum w:abstractNumId="14" w15:restartNumberingAfterBreak="0">
     <w:nsid w:val="43DA427E"/>
     <w:multiLevelType w:val="multilevel"/>
     <w:tmpl w:val="15B87150"/>
@@ -8009,7 +8217,7 @@
       </w:rPr>
     </w:lvl>
   </w:abstractNum>
-  <w:abstractNum w:abstractNumId="14" w15:restartNumberingAfterBreak="0">
+  <w:abstractNum w:abstractNumId="15" w15:restartNumberingAfterBreak="0">
     <w:nsid w:val="45993240"/>
     <w:multiLevelType w:val="multilevel"/>
     <w:tmpl w:val="22709138"/>
@@ -8126,7 +8334,7 @@
       </w:pPr>
     </w:lvl>
   </w:abstractNum>
-  <w:abstractNum w:abstractNumId="15" w15:restartNumberingAfterBreak="0">
+  <w:abstractNum w:abstractNumId="16" w15:restartNumberingAfterBreak="0">
     <w:nsid w:val="45FE6B5F"/>
     <w:multiLevelType w:val="hybridMultilevel"/>
     <w:tmpl w:val="5010F51E"/>
@@ -8215,7 +8423,7 @@
       </w:pPr>
     </w:lvl>
   </w:abstractNum>
-  <w:abstractNum w:abstractNumId="16" w15:restartNumberingAfterBreak="0">
+  <w:abstractNum w:abstractNumId="17" w15:restartNumberingAfterBreak="0">
     <w:nsid w:val="50255613"/>
     <w:multiLevelType w:val="multilevel"/>
     <w:tmpl w:val="B0680648"/>
@@ -8364,7 +8572,7 @@
       </w:rPr>
     </w:lvl>
   </w:abstractNum>
-  <w:abstractNum w:abstractNumId="17" w15:restartNumberingAfterBreak="0">
+  <w:abstractNum w:abstractNumId="18" w15:restartNumberingAfterBreak="0">
     <w:nsid w:val="50E9500A"/>
     <w:multiLevelType w:val="hybridMultilevel"/>
     <w:tmpl w:val="47063044"/>
@@ -8454,7 +8662,7 @@
       </w:pPr>
     </w:lvl>
   </w:abstractNum>
-  <w:abstractNum w:abstractNumId="18" w15:restartNumberingAfterBreak="0">
+  <w:abstractNum w:abstractNumId="19" w15:restartNumberingAfterBreak="0">
     <w:nsid w:val="51CC58EA"/>
     <w:multiLevelType w:val="multilevel"/>
     <w:tmpl w:val="A6C442BA"/>
@@ -8603,7 +8811,7 @@
       </w:rPr>
     </w:lvl>
   </w:abstractNum>
-  <w:abstractNum w:abstractNumId="19" w15:restartNumberingAfterBreak="0">
+  <w:abstractNum w:abstractNumId="20" w15:restartNumberingAfterBreak="0">
     <w:nsid w:val="538736F2"/>
     <w:multiLevelType w:val="hybridMultilevel"/>
     <w:tmpl w:val="5B16BC2C"/>
@@ -8716,7 +8924,7 @@
       </w:rPr>
     </w:lvl>
   </w:abstractNum>
-  <w:abstractNum w:abstractNumId="20" w15:restartNumberingAfterBreak="0">
+  <w:abstractNum w:abstractNumId="21" w15:restartNumberingAfterBreak="0">
     <w:nsid w:val="57077413"/>
     <w:multiLevelType w:val="multilevel"/>
     <w:tmpl w:val="9CF4AA84"/>
@@ -8865,7 +9073,7 @@
       </w:rPr>
     </w:lvl>
   </w:abstractNum>
-  <w:abstractNum w:abstractNumId="21" w15:restartNumberingAfterBreak="0">
+  <w:abstractNum w:abstractNumId="22" w15:restartNumberingAfterBreak="0">
     <w:nsid w:val="5920710F"/>
     <w:multiLevelType w:val="hybridMultilevel"/>
     <w:tmpl w:val="95C679B8"/>
@@ -8954,7 +9162,7 @@
       </w:pPr>
     </w:lvl>
   </w:abstractNum>
-  <w:abstractNum w:abstractNumId="22" w15:restartNumberingAfterBreak="0">
+  <w:abstractNum w:abstractNumId="23" w15:restartNumberingAfterBreak="0">
     <w:nsid w:val="5AE0028F"/>
     <w:multiLevelType w:val="multilevel"/>
     <w:tmpl w:val="ED3000FC"/>
@@ -9099,7 +9307,7 @@
       </w:rPr>
     </w:lvl>
   </w:abstractNum>
-  <w:abstractNum w:abstractNumId="23" w15:restartNumberingAfterBreak="0">
+  <w:abstractNum w:abstractNumId="24" w15:restartNumberingAfterBreak="0">
     <w:nsid w:val="5F27158F"/>
     <w:multiLevelType w:val="hybridMultilevel"/>
     <w:tmpl w:val="A6C2E466"/>
@@ -9211,7 +9419,7 @@
       </w:rPr>
     </w:lvl>
   </w:abstractNum>
-  <w:abstractNum w:abstractNumId="24" w15:restartNumberingAfterBreak="0">
+  <w:abstractNum w:abstractNumId="25" w15:restartNumberingAfterBreak="0">
     <w:nsid w:val="5FAB679F"/>
     <w:multiLevelType w:val="hybridMultilevel"/>
     <w:tmpl w:val="309AEB26"/>
@@ -9324,7 +9532,7 @@
       </w:rPr>
     </w:lvl>
   </w:abstractNum>
-  <w:abstractNum w:abstractNumId="25" w15:restartNumberingAfterBreak="0">
+  <w:abstractNum w:abstractNumId="26" w15:restartNumberingAfterBreak="0">
     <w:nsid w:val="63EE69A0"/>
     <w:multiLevelType w:val="hybridMultilevel"/>
     <w:tmpl w:val="F37A2406"/>
@@ -9437,7 +9645,7 @@
       </w:rPr>
     </w:lvl>
   </w:abstractNum>
-  <w:abstractNum w:abstractNumId="26" w15:restartNumberingAfterBreak="0">
+  <w:abstractNum w:abstractNumId="27" w15:restartNumberingAfterBreak="0">
     <w:nsid w:val="6ADE1FAA"/>
     <w:multiLevelType w:val="hybridMultilevel"/>
     <w:tmpl w:val="7C1820EC"/>
@@ -9526,7 +9734,7 @@
       </w:pPr>
     </w:lvl>
   </w:abstractNum>
-  <w:abstractNum w:abstractNumId="27" w15:restartNumberingAfterBreak="0">
+  <w:abstractNum w:abstractNumId="28" w15:restartNumberingAfterBreak="0">
     <w:nsid w:val="76487A28"/>
     <w:multiLevelType w:val="hybridMultilevel"/>
     <w:tmpl w:val="601ECE0C"/>
@@ -9617,7 +9825,7 @@
       </w:pPr>
     </w:lvl>
   </w:abstractNum>
-  <w:abstractNum w:abstractNumId="28" w15:restartNumberingAfterBreak="0">
+  <w:abstractNum w:abstractNumId="29" w15:restartNumberingAfterBreak="0">
     <w:nsid w:val="7E1548DC"/>
     <w:multiLevelType w:val="multilevel"/>
     <w:tmpl w:val="C4429DC4"/>
@@ -9767,97 +9975,100 @@
     </w:lvl>
   </w:abstractNum>
   <w:num w:numId="1" w16cid:durableId="1194728704">
-    <w:abstractNumId w:val="17"/>
+    <w:abstractNumId w:val="18"/>
   </w:num>
   <w:num w:numId="2" w16cid:durableId="1262833911">
-    <w:abstractNumId w:val="17"/>
+    <w:abstractNumId w:val="18"/>
     <w:lvlOverride w:ilvl="0">
       <w:startOverride w:val="1"/>
     </w:lvlOverride>
   </w:num>
   <w:num w:numId="3" w16cid:durableId="278296768">
-    <w:abstractNumId w:val="15"/>
+    <w:abstractNumId w:val="16"/>
   </w:num>
   <w:num w:numId="4" w16cid:durableId="1232347046">
-    <w:abstractNumId w:val="21"/>
+    <w:abstractNumId w:val="22"/>
   </w:num>
   <w:num w:numId="5" w16cid:durableId="47070651">
-    <w:abstractNumId w:val="10"/>
+    <w:abstractNumId w:val="11"/>
   </w:num>
   <w:num w:numId="6" w16cid:durableId="332416210">
     <w:abstractNumId w:val="0"/>
   </w:num>
   <w:num w:numId="7" w16cid:durableId="720136556">
-    <w:abstractNumId w:val="27"/>
+    <w:abstractNumId w:val="28"/>
   </w:num>
   <w:num w:numId="8" w16cid:durableId="815142398">
-    <w:abstractNumId w:val="8"/>
+    <w:abstractNumId w:val="9"/>
   </w:num>
   <w:num w:numId="9" w16cid:durableId="1883519934">
     <w:abstractNumId w:val="3"/>
   </w:num>
   <w:num w:numId="10" w16cid:durableId="93600818">
-    <w:abstractNumId w:val="22"/>
+    <w:abstractNumId w:val="23"/>
   </w:num>
   <w:num w:numId="11" w16cid:durableId="770856921">
     <w:abstractNumId w:val="2"/>
   </w:num>
   <w:num w:numId="12" w16cid:durableId="1306004807">
+    <w:abstractNumId w:val="8"/>
+  </w:num>
+  <w:num w:numId="13" w16cid:durableId="108673421">
+    <w:abstractNumId w:val="15"/>
+  </w:num>
+  <w:num w:numId="14" w16cid:durableId="1073242275">
+    <w:abstractNumId w:val="17"/>
+  </w:num>
+  <w:num w:numId="15" w16cid:durableId="1865048746">
+    <w:abstractNumId w:val="26"/>
+  </w:num>
+  <w:num w:numId="16" w16cid:durableId="1694265983">
+    <w:abstractNumId w:val="24"/>
+  </w:num>
+  <w:num w:numId="17" w16cid:durableId="211815183">
+    <w:abstractNumId w:val="10"/>
+  </w:num>
+  <w:num w:numId="18" w16cid:durableId="1460219486">
+    <w:abstractNumId w:val="19"/>
+  </w:num>
+  <w:num w:numId="19" w16cid:durableId="1121798287">
+    <w:abstractNumId w:val="25"/>
+  </w:num>
+  <w:num w:numId="20" w16cid:durableId="613246586">
     <w:abstractNumId w:val="7"/>
   </w:num>
-  <w:num w:numId="13" w16cid:durableId="108673421">
-    <w:abstractNumId w:val="14"/>
-  </w:num>
-  <w:num w:numId="14" w16cid:durableId="1073242275">
-    <w:abstractNumId w:val="16"/>
-  </w:num>
-  <w:num w:numId="15" w16cid:durableId="1865048746">
-    <w:abstractNumId w:val="25"/>
-  </w:num>
-  <w:num w:numId="16" w16cid:durableId="1694265983">
-    <w:abstractNumId w:val="23"/>
-  </w:num>
-  <w:num w:numId="17" w16cid:durableId="211815183">
-    <w:abstractNumId w:val="9"/>
-  </w:num>
-  <w:num w:numId="18" w16cid:durableId="1460219486">
-    <w:abstractNumId w:val="18"/>
-  </w:num>
-  <w:num w:numId="19" w16cid:durableId="1121798287">
-    <w:abstractNumId w:val="24"/>
-  </w:num>
-  <w:num w:numId="20" w16cid:durableId="613246586">
-    <w:abstractNumId w:val="6"/>
-  </w:num>
   <w:num w:numId="21" w16cid:durableId="1912235709">
-    <w:abstractNumId w:val="11"/>
+    <w:abstractNumId w:val="12"/>
   </w:num>
   <w:num w:numId="22" w16cid:durableId="1043365066">
     <w:abstractNumId w:val="1"/>
   </w:num>
   <w:num w:numId="23" w16cid:durableId="397283555">
-    <w:abstractNumId w:val="12"/>
+    <w:abstractNumId w:val="13"/>
   </w:num>
   <w:num w:numId="24" w16cid:durableId="2011565370">
-    <w:abstractNumId w:val="4"/>
+    <w:abstractNumId w:val="5"/>
   </w:num>
   <w:num w:numId="25" w16cid:durableId="277414452">
-    <w:abstractNumId w:val="26"/>
+    <w:abstractNumId w:val="27"/>
   </w:num>
   <w:num w:numId="26" w16cid:durableId="1527720537">
-    <w:abstractNumId w:val="13"/>
+    <w:abstractNumId w:val="14"/>
   </w:num>
   <w:num w:numId="27" w16cid:durableId="145557263">
-    <w:abstractNumId w:val="19"/>
+    <w:abstractNumId w:val="20"/>
   </w:num>
   <w:num w:numId="28" w16cid:durableId="723454203">
-    <w:abstractNumId w:val="28"/>
+    <w:abstractNumId w:val="29"/>
   </w:num>
   <w:num w:numId="29" w16cid:durableId="1585187251">
-    <w:abstractNumId w:val="20"/>
+    <w:abstractNumId w:val="21"/>
   </w:num>
   <w:num w:numId="30" w16cid:durableId="1544250833">
-    <w:abstractNumId w:val="5"/>
+    <w:abstractNumId w:val="6"/>
+  </w:num>
+  <w:num w:numId="31" w16cid:durableId="995762279">
+    <w:abstractNumId w:val="4"/>
   </w:num>
   <w:numIdMacAtCleanup w:val="5"/>
 </w:numbering>
